--- a/Meet_Prajapati_FullStack_Resume.docx
+++ b/Meet_Prajapati_FullStack_Resume.docx
@@ -87,7 +87,28 @@
             <w:rStyle w:val="Hyperlink"/>
             <w:rFonts w:ascii="Calibri" w:eastAsia="Calibri" w:hAnsi="Calibri" w:cs="Calibri"/>
           </w:rPr>
-          <w:t>Portfolio</w:t>
+          <w:t>Portf</w:t>
+        </w:r>
+        <w:r>
+          <w:rPr>
+            <w:rStyle w:val="Hyperlink"/>
+            <w:rFonts w:ascii="Calibri" w:eastAsia="Calibri" w:hAnsi="Calibri" w:cs="Calibri"/>
+          </w:rPr>
+          <w:t>o</w:t>
+        </w:r>
+        <w:r>
+          <w:rPr>
+            <w:rStyle w:val="Hyperlink"/>
+            <w:rFonts w:ascii="Calibri" w:eastAsia="Calibri" w:hAnsi="Calibri" w:cs="Calibri"/>
+          </w:rPr>
+          <w:t>lio</w:t>
+        </w:r>
+        <w:r>
+          <w:rPr>
+            <w:rStyle w:val="Hyperlink"/>
+            <w:rFonts w:ascii="Calibri" w:eastAsia="Calibri" w:hAnsi="Calibri" w:cs="Calibri"/>
+          </w:rPr>
+          <w:t xml:space="preserve">  </w:t>
         </w:r>
       </w:hyperlink>
       <w:r>
@@ -95,7 +116,7 @@
           <w:rFonts w:ascii="Calibri" w:eastAsia="Calibri" w:hAnsi="Calibri" w:cs="Calibri"/>
           <w:color w:val="444444"/>
         </w:rPr>
-        <w:t xml:space="preserve">   |   </w:t>
+        <w:t xml:space="preserve"> |   </w:t>
       </w:r>
       <w:r>
         <w:rPr>
@@ -132,7 +153,7 @@
           <w:rFonts w:ascii="Calibri" w:eastAsia="Calibri" w:hAnsi="Calibri" w:cs="Calibri"/>
           <w:color w:val="000000"/>
         </w:rPr>
-        <w:t>Results-driven Full-Stack Developer and AI Automation Engineer with hands-on experience building scalable web applications, RESTful APIs, and intelligent automation workflows. A genuine fast learner who rapidly adapts to new technologies and consistently solves complex errors with speed and precision. Proficient in React.js, Node.js, Python, PHP, ASP.NET, and databases including MySQL, MongoDB, Firebase, Supabase, and PostgreSQL. Experienced deploying AI agents using n8n and Make.com to automate real-world business processes. Currently pursuing MCA at SVIT (CGPA: 8.00) with a BCA CGPA of 8.32, eager to drive impact at product-based companies and high-growth startups.</w:t>
+        <w:t xml:space="preserve">Results-driven Full-Stack Developer with hands-on experience building scalable web applications, RESTful APIs, and intelligent automation workflows. A genuine fast learner who rapidly adapts to new technologies and consistently solves complex errors with speed and precision. Proficient in React.js, Node.js, Python, PHP, ASP.NET, and databases including MySQL, MongoDB, Firebase, Supabase, and PostgreSQL. Experienced deploying AI agents using n8n and Make.com to automate real-world business processes. </w:t>
       </w:r>
     </w:p>
     <w:p>
@@ -680,6 +701,11 @@
     </w:p>
     <w:p>
       <w:pPr>
+        <w:spacing w:before="40" w:after="40"/>
+      </w:pPr>
+    </w:p>
+    <w:p>
+      <w:pPr>
         <w:spacing w:before="120" w:after="20"/>
       </w:pPr>
       <w:r>
@@ -692,219 +718,6 @@
           <w:szCs w:val="22"/>
         </w:rPr>
         <w:lastRenderedPageBreak/>
-        <w:t>HR Screening AI Agent</w:t>
-      </w:r>
-    </w:p>
-    <w:p>
-      <w:pPr>
-        <w:spacing w:after="20"/>
-      </w:pPr>
-      <w:r>
-        <w:rPr>
-          <w:rFonts w:ascii="Calibri" w:eastAsia="Calibri" w:hAnsi="Calibri" w:cs="Calibri"/>
-          <w:b/>
-          <w:bCs/>
-          <w:color w:val="444444"/>
-        </w:rPr>
-        <w:t xml:space="preserve">Tech Stack: </w:t>
-      </w:r>
-      <w:r>
-        <w:rPr>
-          <w:rFonts w:ascii="Calibri" w:eastAsia="Calibri" w:hAnsi="Calibri" w:cs="Calibri"/>
-          <w:color w:val="444444"/>
-        </w:rPr>
-        <w:t>n8n, Gmail API, LinkedIn/Indeed Platform API, Slack, Airtable</w:t>
-      </w:r>
-    </w:p>
-    <w:p>
-      <w:pPr>
-        <w:pStyle w:val="ListParagraph"/>
-        <w:numPr>
-          <w:ilvl w:val="0"/>
-          <w:numId w:val="2"/>
-        </w:numPr>
-        <w:spacing w:before="40" w:after="40"/>
-      </w:pPr>
-      <w:r>
-        <w:rPr>
-          <w:rFonts w:ascii="Calibri" w:eastAsia="Calibri" w:hAnsi="Calibri" w:cs="Calibri"/>
-          <w:color w:val="000000"/>
-        </w:rPr>
-        <w:t>Automated end-to-end HR candidate screening by building an n8n workflow that ingests applications from LinkedIn, Indeed, and Gmail, scores candidates against job criteria, and notifies HR teams via Slack.</w:t>
-      </w:r>
-    </w:p>
-    <w:p>
-      <w:pPr>
-        <w:pStyle w:val="ListParagraph"/>
-        <w:numPr>
-          <w:ilvl w:val="0"/>
-          <w:numId w:val="2"/>
-        </w:numPr>
-        <w:spacing w:before="40" w:after="40"/>
-      </w:pPr>
-      <w:r>
-        <w:rPr>
-          <w:rFonts w:ascii="Calibri" w:eastAsia="Calibri" w:hAnsi="Calibri" w:cs="Calibri"/>
-          <w:color w:val="000000"/>
-        </w:rPr>
-        <w:t>Reduced manual screening effort by an estimated 60%, enabling HR teams to focus exclusively on pre-qualified shortlisted candidates stored and tracked in Airtable.</w:t>
-      </w:r>
-    </w:p>
-    <w:p>
-      <w:pPr>
-        <w:spacing w:before="120" w:after="20"/>
-      </w:pPr>
-      <w:r>
-        <w:rPr>
-          <w:rFonts w:ascii="Calibri" w:eastAsia="Calibri" w:hAnsi="Calibri" w:cs="Calibri"/>
-          <w:b/>
-          <w:bCs/>
-          <w:color w:val="000000"/>
-          <w:sz w:val="22"/>
-          <w:szCs w:val="22"/>
-        </w:rPr>
-        <w:t>Invoice Reader AI Agent</w:t>
-      </w:r>
-    </w:p>
-    <w:p>
-      <w:pPr>
-        <w:spacing w:after="20"/>
-      </w:pPr>
-      <w:r>
-        <w:rPr>
-          <w:rFonts w:ascii="Calibri" w:eastAsia="Calibri" w:hAnsi="Calibri" w:cs="Calibri"/>
-          <w:b/>
-          <w:bCs/>
-          <w:color w:val="444444"/>
-        </w:rPr>
-        <w:t xml:space="preserve">Tech Stack: </w:t>
-      </w:r>
-      <w:r>
-        <w:rPr>
-          <w:rFonts w:ascii="Calibri" w:eastAsia="Calibri" w:hAnsi="Calibri" w:cs="Calibri"/>
-          <w:color w:val="444444"/>
-        </w:rPr>
-        <w:t>n8n, Gmail API, Platform APIs, Airtable</w:t>
-      </w:r>
-    </w:p>
-    <w:p>
-      <w:pPr>
-        <w:pStyle w:val="ListParagraph"/>
-        <w:numPr>
-          <w:ilvl w:val="0"/>
-          <w:numId w:val="2"/>
-        </w:numPr>
-        <w:spacing w:before="40" w:after="40"/>
-      </w:pPr>
-      <w:r>
-        <w:rPr>
-          <w:rFonts w:ascii="Calibri" w:eastAsia="Calibri" w:hAnsi="Calibri" w:cs="Calibri"/>
-          <w:color w:val="000000"/>
-        </w:rPr>
-        <w:t>Built an AI agent that automatically reads incoming invoice emails, extracts key fields (vendor name, amounts, due dates, line items) using NLP, and logs structured data into Airtable.</w:t>
-      </w:r>
-    </w:p>
-    <w:p>
-      <w:pPr>
-        <w:pStyle w:val="ListParagraph"/>
-        <w:numPr>
-          <w:ilvl w:val="0"/>
-          <w:numId w:val="2"/>
-        </w:numPr>
-        <w:spacing w:before="40" w:after="40"/>
-      </w:pPr>
-      <w:r>
-        <w:rPr>
-          <w:rFonts w:ascii="Calibri" w:eastAsia="Calibri" w:hAnsi="Calibri" w:cs="Calibri"/>
-          <w:color w:val="000000"/>
-        </w:rPr>
-        <w:t>Eliminated manual data entry for accounts payable workflows, reducing processing time per invoice and significantly lowering human error rates.</w:t>
-      </w:r>
-    </w:p>
-    <w:p>
-      <w:pPr>
-        <w:spacing w:before="120" w:after="20"/>
-      </w:pPr>
-      <w:r>
-        <w:rPr>
-          <w:rFonts w:ascii="Calibri" w:eastAsia="Calibri" w:hAnsi="Calibri" w:cs="Calibri"/>
-          <w:b/>
-          <w:bCs/>
-          <w:color w:val="000000"/>
-          <w:sz w:val="22"/>
-          <w:szCs w:val="22"/>
-        </w:rPr>
-        <w:t>WhatsApp AI Agent – Startup Grants &amp; Updates</w:t>
-      </w:r>
-    </w:p>
-    <w:p>
-      <w:pPr>
-        <w:spacing w:after="20"/>
-      </w:pPr>
-      <w:r>
-        <w:rPr>
-          <w:rFonts w:ascii="Calibri" w:eastAsia="Calibri" w:hAnsi="Calibri" w:cs="Calibri"/>
-          <w:b/>
-          <w:bCs/>
-          <w:color w:val="444444"/>
-        </w:rPr>
-        <w:t xml:space="preserve">Tech Stack: </w:t>
-      </w:r>
-      <w:r>
-        <w:rPr>
-          <w:rFonts w:ascii="Calibri" w:eastAsia="Calibri" w:hAnsi="Calibri" w:cs="Calibri"/>
-          <w:color w:val="444444"/>
-        </w:rPr>
-        <w:t>Make.com, WhatsApp Business API, AI Sensy, Facebook Manager, Airtable</w:t>
-      </w:r>
-    </w:p>
-    <w:p>
-      <w:pPr>
-        <w:pStyle w:val="ListParagraph"/>
-        <w:numPr>
-          <w:ilvl w:val="0"/>
-          <w:numId w:val="2"/>
-        </w:numPr>
-        <w:spacing w:before="40" w:after="40"/>
-      </w:pPr>
-      <w:r>
-        <w:rPr>
-          <w:rFonts w:ascii="Calibri" w:eastAsia="Calibri" w:hAnsi="Calibri" w:cs="Calibri"/>
-          <w:color w:val="000000"/>
-        </w:rPr>
-        <w:t>Developed a WhatsApp-based AI agent delivering real-time startup grant alerts and personalized business insights through a Pro Plan subscription model.</w:t>
-      </w:r>
-    </w:p>
-    <w:p>
-      <w:pPr>
-        <w:pStyle w:val="ListParagraph"/>
-        <w:numPr>
-          <w:ilvl w:val="0"/>
-          <w:numId w:val="2"/>
-        </w:numPr>
-        <w:spacing w:before="40" w:after="40"/>
-      </w:pPr>
-      <w:r>
-        <w:rPr>
-          <w:rFonts w:ascii="Calibri" w:eastAsia="Calibri" w:hAnsi="Calibri" w:cs="Calibri"/>
-          <w:color w:val="000000"/>
-        </w:rPr>
-        <w:t>Integrated Make.com automation with AI Sensy and Facebook Manager to manage subscriber lists, trigger message flows, and track engagement metrics in Airtable.</w:t>
-      </w:r>
-    </w:p>
-    <w:p>
-      <w:pPr>
-        <w:spacing w:before="120" w:after="20"/>
-      </w:pPr>
-      <w:r>
-        <w:rPr>
-          <w:rFonts w:ascii="Calibri" w:eastAsia="Calibri" w:hAnsi="Calibri" w:cs="Calibri"/>
-          <w:b/>
-          <w:bCs/>
-          <w:color w:val="000000"/>
-          <w:sz w:val="22"/>
-          <w:szCs w:val="22"/>
-        </w:rPr>
         <w:t>E-Commerce Platform – Sports Shop</w:t>
       </w:r>
     </w:p>
@@ -982,6 +795,11 @@
     </w:p>
     <w:p>
       <w:pPr>
+        <w:spacing w:before="40" w:after="40"/>
+      </w:pPr>
+    </w:p>
+    <w:p>
+      <w:pPr>
         <w:spacing w:before="120" w:after="20"/>
       </w:pPr>
       <w:r>
@@ -993,7 +811,7 @@
           <w:sz w:val="22"/>
           <w:szCs w:val="22"/>
         </w:rPr>
-        <w:t>Online Voting System</w:t>
+        <w:t>HR Screening AI Agent</w:t>
       </w:r>
     </w:p>
     <w:p>
@@ -1014,25 +832,8 @@
           <w:rFonts w:ascii="Calibri" w:eastAsia="Calibri" w:hAnsi="Calibri" w:cs="Calibri"/>
           <w:color w:val="444444"/>
         </w:rPr>
-        <w:t>PHP, HTML5, CSS3, JavaScript, MySQL</w:t>
-      </w:r>
-      <w:r>
-        <w:rPr>
-          <w:rFonts w:ascii="Calibri" w:eastAsia="Calibri" w:hAnsi="Calibri" w:cs="Calibri"/>
-          <w:color w:val="1A3A5C"/>
-        </w:rPr>
-        <w:t xml:space="preserve">   |   </w:t>
-      </w:r>
-      <w:hyperlink r:id="rId12" w:history="1">
-        <w:r>
-          <w:rPr>
-            <w:rStyle w:val="Hyperlink"/>
-            <w:rFonts w:ascii="Calibri" w:eastAsia="Calibri" w:hAnsi="Calibri" w:cs="Calibri"/>
-            <w:color w:val="1A3A5C"/>
-          </w:rPr>
-          <w:t>GitHub</w:t>
-        </w:r>
-      </w:hyperlink>
+        <w:t>n8n, Gmail API, LinkedIn/Indeed Platform API, Slack, Airtable</w:t>
+      </w:r>
     </w:p>
     <w:p>
       <w:pPr>
@@ -1048,7 +849,7 @@
           <w:rFonts w:ascii="Calibri" w:eastAsia="Calibri" w:hAnsi="Calibri" w:cs="Calibri"/>
           <w:color w:val="000000"/>
         </w:rPr>
-        <w:t>Built a secure web-based voting platform with voter authentication, real-time vote tallying, and an admin panel for election management.</w:t>
+        <w:t>Automated end-to-end HR candidate screening by building an n8n workflow that ingests applications from LinkedIn, Indeed, and Gmail, scores candidates against job criteria, and notifies HR teams via Slack.</w:t>
       </w:r>
     </w:p>
     <w:p>
@@ -1065,7 +866,7 @@
           <w:rFonts w:ascii="Calibri" w:eastAsia="Calibri" w:hAnsi="Calibri" w:cs="Calibri"/>
           <w:color w:val="000000"/>
         </w:rPr>
-        <w:t>Designed normalized MySQL schema preventing duplicate votes and ensuring data integrity throughout the election lifecycle.</w:t>
+        <w:t>Reduced manual screening effort by an estimated 60%, enabling HR teams to focus exclusively on pre-qualified shortlisted candidates stored and tracked in Airtable.</w:t>
       </w:r>
     </w:p>
     <w:p>
@@ -1081,7 +882,7 @@
           <w:sz w:val="22"/>
           <w:szCs w:val="22"/>
         </w:rPr>
-        <w:t>Digital Gujarat – Digital Marketing Website</w:t>
+        <w:t>Invoice Reader AI Agent</w:t>
       </w:r>
     </w:p>
     <w:p>
@@ -1102,42 +903,8 @@
           <w:rFonts w:ascii="Calibri" w:eastAsia="Calibri" w:hAnsi="Calibri" w:cs="Calibri"/>
           <w:color w:val="444444"/>
         </w:rPr>
-        <w:t>HTML5, CSS3, JavaScript</w:t>
-      </w:r>
-      <w:r>
-        <w:rPr>
-          <w:rFonts w:ascii="Calibri" w:eastAsia="Calibri" w:hAnsi="Calibri" w:cs="Calibri"/>
-          <w:color w:val="1A3A5C"/>
-        </w:rPr>
-        <w:t xml:space="preserve">   |   </w:t>
-      </w:r>
-      <w:hyperlink r:id="rId13" w:history="1">
-        <w:r>
-          <w:rPr>
-            <w:rStyle w:val="Hyperlink"/>
-            <w:rFonts w:ascii="Calibri" w:eastAsia="Calibri" w:hAnsi="Calibri" w:cs="Calibri"/>
-            <w:color w:val="1A3A5C"/>
-          </w:rPr>
-          <w:t>Live</w:t>
-        </w:r>
-      </w:hyperlink>
-      <w:r>
-        <w:rPr>
-          <w:rFonts w:ascii="Calibri" w:eastAsia="Calibri" w:hAnsi="Calibri" w:cs="Calibri"/>
-          <w:color w:val="1A3A5C"/>
-        </w:rPr>
-        <w:t xml:space="preserve">   |   </w:t>
-      </w:r>
-      <w:hyperlink r:id="rId14" w:history="1">
-        <w:r>
-          <w:rPr>
-            <w:rStyle w:val="Hyperlink"/>
-            <w:rFonts w:ascii="Calibri" w:eastAsia="Calibri" w:hAnsi="Calibri" w:cs="Calibri"/>
-            <w:color w:val="1A3A5C"/>
-          </w:rPr>
-          <w:t>GitHub</w:t>
-        </w:r>
-      </w:hyperlink>
+        <w:t>n8n, Gmail API, Platform APIs, Airtable</w:t>
+      </w:r>
     </w:p>
     <w:p>
       <w:pPr>
@@ -1153,7 +920,95 @@
           <w:rFonts w:ascii="Calibri" w:eastAsia="Calibri" w:hAnsi="Calibri" w:cs="Calibri"/>
           <w:color w:val="000000"/>
         </w:rPr>
-        <w:t>Designed and developed a fully responsive marketing website with modern UI, smooth animations, and optimized page load performance.</w:t>
+        <w:t>Built an AI agent that automatically reads incoming invoice emails, extracts key fields (vendor name, amounts, due dates, line items) using NLP, and logs structured data into Airtable.</w:t>
+      </w:r>
+    </w:p>
+    <w:p>
+      <w:pPr>
+        <w:pStyle w:val="ListParagraph"/>
+        <w:numPr>
+          <w:ilvl w:val="0"/>
+          <w:numId w:val="2"/>
+        </w:numPr>
+        <w:spacing w:before="40" w:after="40"/>
+      </w:pPr>
+      <w:r>
+        <w:rPr>
+          <w:rFonts w:ascii="Calibri" w:eastAsia="Calibri" w:hAnsi="Calibri" w:cs="Calibri"/>
+          <w:color w:val="000000"/>
+        </w:rPr>
+        <w:t>Eliminated manual data entry for accounts payable workflows, reducing processing time per invoice and significantly lowering human error rates.</w:t>
+      </w:r>
+    </w:p>
+    <w:p>
+      <w:pPr>
+        <w:spacing w:before="120" w:after="20"/>
+      </w:pPr>
+      <w:r>
+        <w:rPr>
+          <w:rFonts w:ascii="Calibri" w:eastAsia="Calibri" w:hAnsi="Calibri" w:cs="Calibri"/>
+          <w:b/>
+          <w:bCs/>
+          <w:color w:val="000000"/>
+          <w:sz w:val="22"/>
+          <w:szCs w:val="22"/>
+        </w:rPr>
+        <w:t>WhatsApp AI Agent – Startup Grants &amp; Updates</w:t>
+      </w:r>
+    </w:p>
+    <w:p>
+      <w:pPr>
+        <w:spacing w:after="20"/>
+      </w:pPr>
+      <w:r>
+        <w:rPr>
+          <w:rFonts w:ascii="Calibri" w:eastAsia="Calibri" w:hAnsi="Calibri" w:cs="Calibri"/>
+          <w:b/>
+          <w:bCs/>
+          <w:color w:val="444444"/>
+        </w:rPr>
+        <w:t xml:space="preserve">Tech Stack: </w:t>
+      </w:r>
+      <w:r>
+        <w:rPr>
+          <w:rFonts w:ascii="Calibri" w:eastAsia="Calibri" w:hAnsi="Calibri" w:cs="Calibri"/>
+          <w:color w:val="444444"/>
+        </w:rPr>
+        <w:t>Make.com, WhatsApp Business API, AI Sensy, Facebook Manager, Airtable</w:t>
+      </w:r>
+    </w:p>
+    <w:p>
+      <w:pPr>
+        <w:pStyle w:val="ListParagraph"/>
+        <w:numPr>
+          <w:ilvl w:val="0"/>
+          <w:numId w:val="2"/>
+        </w:numPr>
+        <w:spacing w:before="40" w:after="40"/>
+      </w:pPr>
+      <w:r>
+        <w:rPr>
+          <w:rFonts w:ascii="Calibri" w:eastAsia="Calibri" w:hAnsi="Calibri" w:cs="Calibri"/>
+          <w:color w:val="000000"/>
+        </w:rPr>
+        <w:t>Developed a WhatsApp-based AI agent delivering real-time startup grant alerts and personalized business insights through a Pro Plan subscription model.</w:t>
+      </w:r>
+    </w:p>
+    <w:p>
+      <w:pPr>
+        <w:pStyle w:val="ListParagraph"/>
+        <w:numPr>
+          <w:ilvl w:val="0"/>
+          <w:numId w:val="2"/>
+        </w:numPr>
+        <w:spacing w:before="40" w:after="40"/>
+      </w:pPr>
+      <w:r>
+        <w:rPr>
+          <w:rFonts w:ascii="Calibri" w:eastAsia="Calibri" w:hAnsi="Calibri" w:cs="Calibri"/>
+          <w:color w:val="000000"/>
+        </w:rPr>
+        <w:t>Integrated Make.com automation with AI Sensy and Facebook Manager to manage subscriber lists, trigger message flows, and track engagement metrics in Airtable.</w:t>
       </w:r>
     </w:p>
     <w:p>
@@ -1268,7 +1123,14 @@
           <w:rFonts w:ascii="Calibri" w:eastAsia="Calibri" w:hAnsi="Calibri" w:cs="Calibri"/>
           <w:color w:val="444444"/>
         </w:rPr>
-        <w:t xml:space="preserve">   2022 – 2024 | CGPA: 8.32</w:t>
+        <w:t xml:space="preserve">   2022 – 2024 | CGPA: 8.</w:t>
+      </w:r>
+      <w:r>
+        <w:rPr>
+          <w:rFonts w:ascii="Calibri" w:eastAsia="Calibri" w:hAnsi="Calibri" w:cs="Calibri"/>
+          <w:color w:val="444444"/>
+        </w:rPr>
+        <w:t>89</w:t>
       </w:r>
     </w:p>
     <w:p>
@@ -1355,7 +1217,14 @@
           <w:rFonts w:ascii="Calibri" w:eastAsia="Calibri" w:hAnsi="Calibri" w:cs="Calibri"/>
           <w:color w:val="000000"/>
         </w:rPr>
-        <w:t>Consistent academic performer: BCA CGPA 8.32, MCA CGPA 8.00 (ongoing).</w:t>
+        <w:t>Consistent academic performer: BCA CGPA 8.32, MCA CGPA 8.</w:t>
+      </w:r>
+      <w:r>
+        <w:rPr>
+          <w:rFonts w:ascii="Calibri" w:eastAsia="Calibri" w:hAnsi="Calibri" w:cs="Calibri"/>
+          <w:color w:val="000000"/>
+        </w:rPr>
+        <w:t>89.</w:t>
       </w:r>
     </w:p>
     <w:sectPr>
@@ -2113,6 +1982,30 @@
       <w:szCs w:val="20"/>
     </w:rPr>
   </w:style>
+  <w:style w:type="character" w:styleId="UnresolvedMention">
+    <w:name w:val="Unresolved Mention"/>
+    <w:basedOn w:val="DefaultParagraphFont"/>
+    <w:uiPriority w:val="99"/>
+    <w:semiHidden/>
+    <w:unhideWhenUsed/>
+    <w:rsid w:val="00474051"/>
+    <w:rPr>
+      <w:color w:val="605E5C"/>
+      <w:shd w:val="clear" w:color="auto" w:fill="E1DFDD"/>
+    </w:rPr>
+  </w:style>
+  <w:style w:type="character" w:styleId="FollowedHyperlink">
+    <w:name w:val="FollowedHyperlink"/>
+    <w:basedOn w:val="DefaultParagraphFont"/>
+    <w:uiPriority w:val="99"/>
+    <w:semiHidden/>
+    <w:unhideWhenUsed/>
+    <w:rsid w:val="00474051"/>
+    <w:rPr>
+      <w:color w:val="954F72" w:themeColor="followedHyperlink"/>
+      <w:u w:val="single"/>
+    </w:rPr>
+  </w:style>
 </w:styles>
 </file>
 
